--- a/docs/master/doc/01_BUSINESS_PRODUCT_SERVICE_PLAN.docx
+++ b/docs/master/doc/01_BUSINESS_PRODUCT_SERVICE_PLAN.docx
@@ -198,6 +198,91 @@
       </w:pPr>
       <w:r>
         <w:t xml:space="preserve">고객 소프트웨어를 인수·검수해야 하는 발주기관</w:t>
+      </w:r>
+    </w:p>
+    <w:p>
+      <w:pPr>
+        <w:pStyle w:val="FirstParagraph"/>
+      </w:pPr>
+      <w:r>
+        <w:t xml:space="preserve">실제</w:t>
+      </w:r>
+      <w:r>
+        <w:t xml:space="preserve"> </w:t>
+      </w:r>
+      <w:r>
+        <w:rPr>
+          <w:rStyle w:val="VerbatimChar"/>
+        </w:rPr>
+        <w:t xml:space="preserve">contracts/product-scope.v1.json</w:t>
+      </w:r>
+      <w:r>
+        <w:t xml:space="preserve">은</w:t>
+      </w:r>
+      <w:r>
+        <w:t xml:space="preserve"> </w:t>
+      </w:r>
+      <w:r>
+        <w:rPr>
+          <w:rStyle w:val="VerbatimChar"/>
+        </w:rPr>
+        <w:t xml:space="preserve">primary_users</w:t>
+      </w:r>
+      <w:r>
+        <w:t xml:space="preserve">를 NON_DEVELOPER_AI_BUILDERS, SOFTWARE_DEVELOPERS, PRODUCT_TEAMS, ENTERPRISE_ASSURANCE_TEAMS 4종으로만 정의한다. 위 6개 세그먼트는 이 4종보다 세분화된 마케팅용 분류이며, 계약과의 정확한 매핑은 아직 없다(</w:t>
+      </w:r>
+      <w:r>
+        <w:rPr>
+          <w:rStyle w:val="VerbatimChar"/>
+        </w:rPr>
+        <w:t xml:space="preserve">DESIGN_ONLY</w:t>
+      </w:r>
+      <w:r>
+        <w:t xml:space="preserve">). 같은 계약의</w:t>
+      </w:r>
+      <w:r>
+        <w:t xml:space="preserve"> </w:t>
+      </w:r>
+      <w:r>
+        <w:rPr>
+          <w:rStyle w:val="VerbatimChar"/>
+        </w:rPr>
+        <w:t xml:space="preserve">supported_target_types</w:t>
+      </w:r>
+      <w:r>
+        <w:t xml:space="preserve">(AI_APPLICATION, AGENTIC_SYSTEM, GENERAL_SOFTWARE, WEB_APPLICATION, API_SERVICE, DESKTOP_APPLICATION, MOBILE_APPLICATION, AUTOMATION_WORKFLOW)는 이 문서가 명시적으로 언급하지 않은 Desktop·Mobile·Automation Workflow 대상도 포함하므로, 검증 대상 범위를 이 문서보다 넓게 잡아야 한다.</w:t>
+      </w:r>
+    </w:p>
+    <w:p>
+      <w:pPr>
+        <w:pStyle w:val="BodyText"/>
+      </w:pPr>
+      <w:r>
+        <w:rPr>
+          <w:rStyle w:val="VerbatimChar"/>
+        </w:rPr>
+        <w:t xml:space="preserve">delivery_modes</w:t>
+      </w:r>
+      <w:r>
+        <w:t xml:space="preserve">(STANDALONE_DESKTOP_OR_SERVER, LOCAL_CLI, PRIVATE_NETWORK_SERVICE, EMBEDDED_VALIDATION_MODULE, TARGET_SIDE_VALIDATION_AGENT)는 검증 엔진 자체의 배포 형태를 말하며, 이 문서의</w:t>
+      </w:r>
+      <w:r>
+        <w:t xml:space="preserve"> </w:t>
+      </w:r>
+      <w:r>
+        <w:t xml:space="preserve">“</w:t>
+      </w:r>
+      <w:r>
+        <w:t xml:space="preserve">Web One-time / VS Code 구독</w:t>
+      </w:r>
+      <w:r>
+        <w:t xml:space="preserve">”</w:t>
+      </w:r>
+      <w:r>
+        <w:t xml:space="preserve"> </w:t>
+      </w:r>
+      <w:r>
+        <w:t xml:space="preserve">같은 판매채널·상품 구조와는 다른 계층이다. 엔진 배포 형태와 상품/과금 구조를 같은 표로 섞어 쓰지 않도록 주의해야 한다 — 엔진은 로컬/독립 실행이 기본이고, Web은 그 위에 얹히는 상거래 채널(ServiceCase)이다.</w:t>
       </w:r>
     </w:p>
     <w:bookmarkEnd w:id="22"/>

--- a/docs/master/doc/01_BUSINESS_PRODUCT_SERVICE_PLAN.docx
+++ b/docs/master/doc/01_BUSINESS_PRODUCT_SERVICE_PLAN.docx
@@ -10,7 +10,7 @@
         <w:t xml:space="preserve">01_BUSINESS_PRODUCT_SERVICE_PLAN</w:t>
       </w:r>
     </w:p>
-    <w:bookmarkStart w:id="50" w:name="onsure-사업제품서비스-계획서"/>
+    <w:bookmarkStart w:id="51" w:name="onsure-사업제품서비스-계획서"/>
     <w:p>
       <w:pPr>
         <w:pStyle w:val="Heading1"/>
@@ -530,16 +530,94 @@
     </w:p>
     <w:bookmarkEnd w:id="29"/>
     <w:bookmarkEnd w:id="30"/>
-    <w:bookmarkStart w:id="35" w:name="web-상품-정의"/>
+    <w:bookmarkStart w:id="31" w:name="preflight-판정-docsv203에서-흡수"/>
     <w:p>
       <w:pPr>
         <w:pStyle w:val="Heading2"/>
       </w:pPr>
       <w:r>
+        <w:t xml:space="preserve">5-1. Preflight 판정 (docs/v2/03에서 흡수)</w:t>
+      </w:r>
+    </w:p>
+    <w:p>
+      <w:pPr>
+        <w:pStyle w:val="FirstParagraph"/>
+      </w:pPr>
+      <w:r>
+        <w:rPr>
+          <w:rStyle w:val="VerbatimChar"/>
+        </w:rPr>
+        <w:t xml:space="preserve">docs/v2/03_WEB_ONE_TIME_SERVICE_POLICY.md</w:t>
+      </w:r>
+      <w:r>
+        <w:t xml:space="preserve">(§4)가 정의한 Preflight 판정 결과를 채택한다.</w:t>
+      </w:r>
+    </w:p>
+    <w:p>
+      <w:pPr>
+        <w:pStyle w:val="BodyText"/>
+      </w:pPr>
+      <w:r>
+        <w:t xml:space="preserve">계정·조직 확인 → 대상 연결 또는 업로드 → 악성코드·비밀정보·권한 사전검사 → System·Program 경계 판정 → 학습량·실행가능성 산정 → 서비스 적합성 판정 → 견적·기간·제외범위 제시</w:t>
+      </w:r>
+    </w:p>
+    <w:p>
+      <w:pPr>
+        <w:pStyle w:val="BodyText"/>
+      </w:pPr>
+      <w:r>
+        <w:t xml:space="preserve">판정 결과:</w:t>
+      </w:r>
+      <w:r>
+        <w:t xml:space="preserve"> </w:t>
+      </w:r>
+      <w:r>
+        <w:t xml:space="preserve">- READY: 정액 또는 확정견적으로 진행</w:t>
+      </w:r>
+      <w:r>
+        <w:t xml:space="preserve"> </w:t>
+      </w:r>
+      <w:r>
+        <w:t xml:space="preserve">- NEEDS_BASELINE: Verify 전 기준 작성(Learn) 필요</w:t>
+      </w:r>
+      <w:r>
+        <w:t xml:space="preserve"> </w:t>
+      </w:r>
+      <w:r>
+        <w:t xml:space="preserve">- RECOMMEND_LEARN_VERIFY: 자료 부족으로 통합서비스 권장</w:t>
+      </w:r>
+      <w:r>
+        <w:t xml:space="preserve"> </w:t>
+      </w:r>
+      <w:r>
+        <w:t xml:space="preserve">- CUSTOM_QUOTE: 대규모·고위험·폐쇄환경</w:t>
+      </w:r>
+      <w:r>
+        <w:t xml:space="preserve"> </w:t>
+      </w:r>
+      <w:r>
+        <w:t xml:space="preserve">- REJECT/HOLD: 불법·권한불명·악성코드·실행불가</w:t>
+      </w:r>
+    </w:p>
+    <w:p>
+      <w:pPr>
+        <w:pStyle w:val="BodyText"/>
+      </w:pPr>
+      <w:r>
+        <w:t xml:space="preserve">소규모 확정견적은 전액 선결제, 불확실한 대규모는 사전진단비와 본 서비스 차액의 2단계 결제를 지원한다. 고비용 실행은 예상 사용량을 OLicense에서 미리 예약(CreditReservation)한다.</w:t>
+      </w:r>
+    </w:p>
+    <w:bookmarkEnd w:id="31"/>
+    <w:bookmarkStart w:id="36" w:name="web-상품-정의"/>
+    <w:p>
+      <w:pPr>
+        <w:pStyle w:val="Heading2"/>
+      </w:pPr>
+      <w:r>
         <w:t xml:space="preserve">6. Web 상품 정의</w:t>
       </w:r>
     </w:p>
-    <w:bookmarkStart w:id="31" w:name="learn"/>
+    <w:bookmarkStart w:id="32" w:name="learn"/>
     <w:p>
       <w:pPr>
         <w:pStyle w:val="Heading3"/>
@@ -574,8 +652,8 @@
         <w:t xml:space="preserve">제외: 결함 판정과 자동 수정</w:t>
       </w:r>
     </w:p>
-    <w:bookmarkEnd w:id="31"/>
-    <w:bookmarkStart w:id="32" w:name="verify"/>
+    <w:bookmarkEnd w:id="32"/>
+    <w:bookmarkStart w:id="33" w:name="verify"/>
     <w:p>
       <w:pPr>
         <w:pStyle w:val="Heading3"/>
@@ -618,8 +696,8 @@
         <w:t xml:space="preserve">Verify 단독 상품은 OLearning의 전체 Program Profile을 생성하지 않지만, 시나리오 생성과 요구사항 추적에 필요한 최소 구조 정보(대상 Component, Dependency, AI 구성)는 고객이 ScopeManifest로 직접 제공해야 한다. ScopeManifest가 불충분하면 Preflight 단계에서 Unknown/Conflict로 표시하고 해당 범위는 INCONCLUSIVE로 처리하며 Learn 추가 구매를 안내한다.</w:t>
       </w:r>
     </w:p>
-    <w:bookmarkEnd w:id="32"/>
-    <w:bookmarkStart w:id="33" w:name="learn-verify"/>
+    <w:bookmarkEnd w:id="33"/>
+    <w:bookmarkStart w:id="34" w:name="learn-verify"/>
     <w:p>
       <w:pPr>
         <w:pStyle w:val="Heading3"/>
@@ -636,8 +714,8 @@
         <w:t xml:space="preserve">Program Profile을 만든 뒤 해당 구조와 위험에 맞게 검증 시나리오를 생성한다. 일반 고객의 대표 상품으로 둔다.</w:t>
       </w:r>
     </w:p>
-    <w:bookmarkEnd w:id="33"/>
-    <w:bookmarkStart w:id="34" w:name="improve-re-verify"/>
+    <w:bookmarkEnd w:id="34"/>
+    <w:bookmarkStart w:id="35" w:name="improve-re-verify"/>
     <w:p>
       <w:pPr>
         <w:pStyle w:val="Heading3"/>
@@ -654,9 +732,9 @@
         <w:t xml:space="preserve">검증된 Finding 중 고객이 승인한 항목만 대상으로 RCA, Patch, Regression, Before/After Evidence를 제공한다.</w:t>
       </w:r>
     </w:p>
-    <w:bookmarkEnd w:id="34"/>
     <w:bookmarkEnd w:id="35"/>
-    <w:bookmarkStart w:id="36" w:name="환불-정책"/>
+    <w:bookmarkEnd w:id="36"/>
+    <w:bookmarkStart w:id="37" w:name="환불-정책"/>
     <w:p>
       <w:pPr>
         <w:pStyle w:val="Heading2"/>
@@ -725,8 +803,8 @@
         <w:t xml:space="preserve">환불 승인은 Payment Provider의 RefundCompleted 이벤트로 확정하고 License는 즉시 SUSPENDED로 전이한다</w:t>
       </w:r>
     </w:p>
-    <w:bookmarkEnd w:id="36"/>
-    <w:bookmarkStart w:id="38" w:name="학습량-정책"/>
+    <w:bookmarkEnd w:id="37"/>
+    <w:bookmarkStart w:id="39" w:name="학습량-정책"/>
     <w:p>
       <w:pPr>
         <w:pStyle w:val="Heading2"/>
@@ -799,7 +877,7 @@
         <w:t xml:space="preserve">- 동적 구조와 복잡도</w:t>
       </w:r>
     </w:p>
-    <w:bookmarkStart w:id="37" w:name="산정-공식초안"/>
+    <w:bookmarkStart w:id="38" w:name="산정-공식초안"/>
     <w:p>
       <w:pPr>
         <w:pStyle w:val="Heading3"/>
@@ -864,9 +942,9 @@
         <w:t xml:space="preserve">- 범위 밖 자료 추가와 중대한 Baseline 변경은 변경계약으로 처리한다.</w:t>
       </w:r>
     </w:p>
-    <w:bookmarkEnd w:id="37"/>
     <w:bookmarkEnd w:id="38"/>
-    <w:bookmarkStart w:id="39" w:name="vs-code-가치"/>
+    <w:bookmarkEnd w:id="39"/>
+    <w:bookmarkStart w:id="40" w:name="vs-code-가치"/>
     <w:p>
       <w:pPr>
         <w:pStyle w:val="Heading2"/>
@@ -971,8 +1049,8 @@
         <w:t xml:space="preserve">Evidence 자동 고정</w:t>
       </w:r>
     </w:p>
-    <w:bookmarkEnd w:id="39"/>
-    <w:bookmarkStart w:id="40" w:name="판매전략"/>
+    <w:bookmarkEnd w:id="40"/>
+    <w:bookmarkStart w:id="41" w:name="판매전략"/>
     <w:p>
       <w:pPr>
         <w:pStyle w:val="Heading2"/>
@@ -1029,8 +1107,8 @@
         <w:t xml:space="preserve">Enterprise: 폐쇄망, SSO, 정책팩, 전문 리뷰, SLA 판매</w:t>
       </w:r>
     </w:p>
-    <w:bookmarkEnd w:id="40"/>
-    <w:bookmarkStart w:id="41" w:name="핵심-kpi"/>
+    <w:bookmarkEnd w:id="41"/>
+    <w:bookmarkStart w:id="42" w:name="핵심-kpi"/>
     <w:p>
       <w:pPr>
         <w:pStyle w:val="Heading2"/>
@@ -1159,8 +1237,8 @@
         <w:t xml:space="preserve">고객 소스 삭제 SLA 준수율</w:t>
       </w:r>
     </w:p>
-    <w:bookmarkEnd w:id="41"/>
-    <w:bookmarkStart w:id="46" w:name="단계별-사업화"/>
+    <w:bookmarkEnd w:id="42"/>
+    <w:bookmarkStart w:id="47" w:name="단계별-사업화"/>
     <w:p>
       <w:pPr>
         <w:pStyle w:val="Heading2"/>
@@ -1169,7 +1247,7 @@
         <w:t xml:space="preserve">11. 단계별 사업화</w:t>
       </w:r>
     </w:p>
-    <w:bookmarkStart w:id="42" w:name="phase-1"/>
+    <w:bookmarkStart w:id="43" w:name="phase-1"/>
     <w:p>
       <w:pPr>
         <w:pStyle w:val="Heading3"/>
@@ -1186,8 +1264,8 @@
         <w:t xml:space="preserve">Web Learn &amp; Verify, 기본 보고서, Git 연결, OLicense Case 발급</w:t>
       </w:r>
     </w:p>
-    <w:bookmarkEnd w:id="42"/>
-    <w:bookmarkStart w:id="43" w:name="phase-2"/>
+    <w:bookmarkEnd w:id="43"/>
+    <w:bookmarkStart w:id="44" w:name="phase-2"/>
     <w:p>
       <w:pPr>
         <w:pStyle w:val="Heading3"/>
@@ -1204,8 +1282,8 @@
         <w:t xml:space="preserve">Improve &amp; Re-verify, VS Code Developer, Continuous Review, Draft PR</w:t>
       </w:r>
     </w:p>
-    <w:bookmarkEnd w:id="43"/>
-    <w:bookmarkStart w:id="44" w:name="phase-3"/>
+    <w:bookmarkEnd w:id="44"/>
+    <w:bookmarkStart w:id="45" w:name="phase-3"/>
     <w:p>
       <w:pPr>
         <w:pStyle w:val="Heading3"/>
@@ -1222,8 +1300,8 @@
         <w:t xml:space="preserve">Team, 공유 정책, CI/CD, 관리자 대시보드, 전문가 리뷰</w:t>
       </w:r>
     </w:p>
-    <w:bookmarkEnd w:id="44"/>
-    <w:bookmarkStart w:id="45" w:name="phase-4"/>
+    <w:bookmarkEnd w:id="45"/>
+    <w:bookmarkStart w:id="46" w:name="phase-4"/>
     <w:p>
       <w:pPr>
         <w:pStyle w:val="Heading3"/>
@@ -1240,9 +1318,9 @@
         <w:t xml:space="preserve">Enterprise, 폐쇄망, 전용 모델, 정책 Marketplace, 파트너 채널</w:t>
       </w:r>
     </w:p>
-    <w:bookmarkEnd w:id="45"/>
     <w:bookmarkEnd w:id="46"/>
-    <w:bookmarkStart w:id="48" w:name="산출물-소유권"/>
+    <w:bookmarkEnd w:id="47"/>
+    <w:bookmarkStart w:id="49" w:name="산출물-소유권"/>
     <w:p>
       <w:pPr>
         <w:pStyle w:val="Heading2"/>
@@ -1277,7 +1355,7 @@
       <w:r>
         <w:t xml:space="preserve"> </w:t>
       </w:r>
-      <w:hyperlink r:id="rId47">
+      <w:hyperlink r:id="rId48">
         <w:r>
           <w:rPr>
             <w:rStyle w:val="Hyperlink"/>
@@ -1322,8 +1400,8 @@
         <w:t xml:space="preserve">조항을 명시해 분쟁 소지를 제거한다.</w:t>
       </w:r>
     </w:p>
-    <w:bookmarkEnd w:id="48"/>
-    <w:bookmarkStart w:id="49" w:name="사업-위험과-대응"/>
+    <w:bookmarkEnd w:id="49"/>
+    <w:bookmarkStart w:id="50" w:name="사업-위험과-대응"/>
     <w:p>
       <w:pPr>
         <w:pStyle w:val="Heading2"/>
@@ -1404,8 +1482,8 @@
         <w:t xml:space="preserve">범위 분쟁: Baseline·System·Program·Case 계약 고정</w:t>
       </w:r>
     </w:p>
-    <w:bookmarkEnd w:id="49"/>
     <w:bookmarkEnd w:id="50"/>
+    <w:bookmarkEnd w:id="51"/>
     <w:sectPr/>
   </w:body>
 </w:document>

--- a/docs/master/doc/01_BUSINESS_PRODUCT_SERVICE_PLAN.docx
+++ b/docs/master/doc/01_BUSINESS_PRODUCT_SERVICE_PLAN.docx
@@ -10,7 +10,7 @@
         <w:t xml:space="preserve">01_BUSINESS_PRODUCT_SERVICE_PLAN</w:t>
       </w:r>
     </w:p>
-    <w:bookmarkStart w:id="51" w:name="onsure-사업제품서비스-계획서"/>
+    <w:bookmarkStart w:id="53" w:name="onsure-사업제품서비스-계획서"/>
     <w:p>
       <w:pPr>
         <w:pStyle w:val="Heading1"/>
@@ -944,7 +944,7 @@
     </w:p>
     <w:bookmarkEnd w:id="38"/>
     <w:bookmarkEnd w:id="39"/>
-    <w:bookmarkStart w:id="40" w:name="vs-code-가치"/>
+    <w:bookmarkStart w:id="42" w:name="vs-code-가치"/>
     <w:p>
       <w:pPr>
         <w:pStyle w:val="Heading2"/>
@@ -1049,8 +1049,104 @@
         <w:t xml:space="preserve">Evidence 자동 고정</w:t>
       </w:r>
     </w:p>
+    <w:bookmarkStart w:id="40" w:name="credit-초과정책-docsv204-6에서-흡수"/>
+    <w:p>
+      <w:pPr>
+        <w:pStyle w:val="Heading3"/>
+      </w:pPr>
+      <w:r>
+        <w:t xml:space="preserve">8-1. Credit 초과정책 (</w:t>
+      </w:r>
+      <w:r>
+        <w:rPr>
+          <w:rStyle w:val="VerbatimChar"/>
+        </w:rPr>
+        <w:t xml:space="preserve">docs/v2/04</w:t>
+      </w:r>
+      <w:r>
+        <w:t xml:space="preserve"> </w:t>
+      </w:r>
+      <w:r>
+        <w:t xml:space="preserve">§6에서 흡수)</w:t>
+      </w:r>
+    </w:p>
+    <w:p>
+      <w:pPr>
+        <w:pStyle w:val="FirstParagraph"/>
+      </w:pPr>
+      <w:r>
+        <w:t xml:space="preserve">고객에게는 ONSure Credit 하나만 표시하고 내부적으로 Learning/Verification/AI Model/Sandbox/Improvement/Storage 원가를 측정한다. 월간 한도 초과 시 조직이 아래 중 선택한다.</w:t>
+      </w:r>
+    </w:p>
+    <w:p>
+      <w:pPr>
+        <w:numPr>
+          <w:ilvl w:val="0"/>
+          <w:numId w:val="1007"/>
+        </w:numPr>
+        <w:pStyle w:val="Compact"/>
+      </w:pPr>
+      <w:r>
+        <w:t xml:space="preserve">HARD_STOP(기본값): 초과 시 즉시 실행 중단</w:t>
+      </w:r>
+    </w:p>
+    <w:p>
+      <w:pPr>
+        <w:numPr>
+          <w:ilvl w:val="0"/>
+          <w:numId w:val="1007"/>
+        </w:numPr>
+        <w:pStyle w:val="Compact"/>
+      </w:pPr>
+      <w:r>
+        <w:t xml:space="preserve">AUTO_TOP_UP: 자동 추가 구매</w:t>
+      </w:r>
+    </w:p>
+    <w:p>
+      <w:pPr>
+        <w:numPr>
+          <w:ilvl w:val="0"/>
+          <w:numId w:val="1007"/>
+        </w:numPr>
+        <w:pStyle w:val="Compact"/>
+      </w:pPr>
+      <w:r>
+        <w:t xml:space="preserve">PAY_AS_YOU_GO: 초과분 후청구</w:t>
+      </w:r>
+    </w:p>
+    <w:p>
+      <w:pPr>
+        <w:numPr>
+          <w:ilvl w:val="0"/>
+          <w:numId w:val="1007"/>
+        </w:numPr>
+        <w:pStyle w:val="Compact"/>
+      </w:pPr>
+      <w:r>
+        <w:t xml:space="preserve">ADMIN_APPROVAL_REQUIRED: Customer Admin 승인 후 재개</w:t>
+      </w:r>
+    </w:p>
     <w:bookmarkEnd w:id="40"/>
-    <w:bookmarkStart w:id="41" w:name="판매전략"/>
+    <w:bookmarkStart w:id="41" w:name="webvs-code-전환"/>
+    <w:p>
+      <w:pPr>
+        <w:pStyle w:val="Heading3"/>
+      </w:pPr>
+      <w:r>
+        <w:t xml:space="preserve">8-2. Web↔VS Code 전환</w:t>
+      </w:r>
+    </w:p>
+    <w:p>
+      <w:pPr>
+        <w:pStyle w:val="FirstParagraph"/>
+      </w:pPr>
+      <w:r>
+        <w:t xml:space="preserve">Web에서 구매한 Learn/Learn&amp;Verify 결과(Program Profile)는 동일 고객의 VS Code 최초 Program Profile로 이전할 수 있다. 동일 Baseline·유효기간 내 이전이면 전체 재학습을 강제하지 않고 증분 학습부터 Credit을 사용한다. 반대로 VS Code에서 나온 Finding에 전문가 최종 검증이 필요하면 별도 Web Professional Case로 전환한다(기존 Professional Reviewer 요청 흐름 재사용).</w:t>
+      </w:r>
+    </w:p>
+    <w:bookmarkEnd w:id="41"/>
+    <w:bookmarkEnd w:id="42"/>
+    <w:bookmarkStart w:id="43" w:name="판매전략"/>
     <w:p>
       <w:pPr>
         <w:pStyle w:val="Heading2"/>
@@ -1063,7 +1159,7 @@
       <w:pPr>
         <w:numPr>
           <w:ilvl w:val="0"/>
-          <w:numId w:val="1007"/>
+          <w:numId w:val="1008"/>
         </w:numPr>
         <w:pStyle w:val="Compact"/>
       </w:pPr>
@@ -1075,7 +1171,7 @@
       <w:pPr>
         <w:numPr>
           <w:ilvl w:val="0"/>
-          <w:numId w:val="1007"/>
+          <w:numId w:val="1008"/>
         </w:numPr>
         <w:pStyle w:val="Compact"/>
       </w:pPr>
@@ -1087,7 +1183,7 @@
       <w:pPr>
         <w:numPr>
           <w:ilvl w:val="0"/>
-          <w:numId w:val="1007"/>
+          <w:numId w:val="1008"/>
         </w:numPr>
         <w:pStyle w:val="Compact"/>
       </w:pPr>
@@ -1099,7 +1195,7 @@
       <w:pPr>
         <w:numPr>
           <w:ilvl w:val="0"/>
-          <w:numId w:val="1007"/>
+          <w:numId w:val="1008"/>
         </w:numPr>
         <w:pStyle w:val="Compact"/>
       </w:pPr>
@@ -1107,8 +1203,8 @@
         <w:t xml:space="preserve">Enterprise: 폐쇄망, SSO, 정책팩, 전문 리뷰, SLA 판매</w:t>
       </w:r>
     </w:p>
-    <w:bookmarkEnd w:id="41"/>
-    <w:bookmarkStart w:id="42" w:name="핵심-kpi"/>
+    <w:bookmarkEnd w:id="43"/>
+    <w:bookmarkStart w:id="44" w:name="핵심-kpi"/>
     <w:p>
       <w:pPr>
         <w:pStyle w:val="Heading2"/>
@@ -1121,7 +1217,7 @@
       <w:pPr>
         <w:numPr>
           <w:ilvl w:val="0"/>
-          <w:numId w:val="1008"/>
+          <w:numId w:val="1009"/>
         </w:numPr>
         <w:pStyle w:val="Compact"/>
       </w:pPr>
@@ -1133,7 +1229,7 @@
       <w:pPr>
         <w:numPr>
           <w:ilvl w:val="0"/>
-          <w:numId w:val="1008"/>
+          <w:numId w:val="1009"/>
         </w:numPr>
         <w:pStyle w:val="Compact"/>
       </w:pPr>
@@ -1145,7 +1241,7 @@
       <w:pPr>
         <w:numPr>
           <w:ilvl w:val="0"/>
-          <w:numId w:val="1008"/>
+          <w:numId w:val="1009"/>
         </w:numPr>
         <w:pStyle w:val="Compact"/>
       </w:pPr>
@@ -1157,7 +1253,7 @@
       <w:pPr>
         <w:numPr>
           <w:ilvl w:val="0"/>
-          <w:numId w:val="1008"/>
+          <w:numId w:val="1009"/>
         </w:numPr>
         <w:pStyle w:val="Compact"/>
       </w:pPr>
@@ -1169,7 +1265,7 @@
       <w:pPr>
         <w:numPr>
           <w:ilvl w:val="0"/>
-          <w:numId w:val="1008"/>
+          <w:numId w:val="1009"/>
         </w:numPr>
         <w:pStyle w:val="Compact"/>
       </w:pPr>
@@ -1181,7 +1277,7 @@
       <w:pPr>
         <w:numPr>
           <w:ilvl w:val="0"/>
-          <w:numId w:val="1008"/>
+          <w:numId w:val="1009"/>
         </w:numPr>
         <w:pStyle w:val="Compact"/>
       </w:pPr>
@@ -1193,7 +1289,7 @@
       <w:pPr>
         <w:numPr>
           <w:ilvl w:val="0"/>
-          <w:numId w:val="1008"/>
+          <w:numId w:val="1009"/>
         </w:numPr>
         <w:pStyle w:val="Compact"/>
       </w:pPr>
@@ -1205,7 +1301,7 @@
       <w:pPr>
         <w:numPr>
           <w:ilvl w:val="0"/>
-          <w:numId w:val="1008"/>
+          <w:numId w:val="1009"/>
         </w:numPr>
         <w:pStyle w:val="Compact"/>
       </w:pPr>
@@ -1217,7 +1313,7 @@
       <w:pPr>
         <w:numPr>
           <w:ilvl w:val="0"/>
-          <w:numId w:val="1008"/>
+          <w:numId w:val="1009"/>
         </w:numPr>
         <w:pStyle w:val="Compact"/>
       </w:pPr>
@@ -1229,7 +1325,7 @@
       <w:pPr>
         <w:numPr>
           <w:ilvl w:val="0"/>
-          <w:numId w:val="1008"/>
+          <w:numId w:val="1009"/>
         </w:numPr>
         <w:pStyle w:val="Compact"/>
       </w:pPr>
@@ -1237,8 +1333,8 @@
         <w:t xml:space="preserve">고객 소스 삭제 SLA 준수율</w:t>
       </w:r>
     </w:p>
-    <w:bookmarkEnd w:id="42"/>
-    <w:bookmarkStart w:id="47" w:name="단계별-사업화"/>
+    <w:bookmarkEnd w:id="44"/>
+    <w:bookmarkStart w:id="49" w:name="단계별-사업화"/>
     <w:p>
       <w:pPr>
         <w:pStyle w:val="Heading2"/>
@@ -1247,7 +1343,7 @@
         <w:t xml:space="preserve">11. 단계별 사업화</w:t>
       </w:r>
     </w:p>
-    <w:bookmarkStart w:id="43" w:name="phase-1"/>
+    <w:bookmarkStart w:id="45" w:name="phase-1"/>
     <w:p>
       <w:pPr>
         <w:pStyle w:val="Heading3"/>
@@ -1264,8 +1360,8 @@
         <w:t xml:space="preserve">Web Learn &amp; Verify, 기본 보고서, Git 연결, OLicense Case 발급</w:t>
       </w:r>
     </w:p>
-    <w:bookmarkEnd w:id="43"/>
-    <w:bookmarkStart w:id="44" w:name="phase-2"/>
+    <w:bookmarkEnd w:id="45"/>
+    <w:bookmarkStart w:id="46" w:name="phase-2"/>
     <w:p>
       <w:pPr>
         <w:pStyle w:val="Heading3"/>
@@ -1282,8 +1378,8 @@
         <w:t xml:space="preserve">Improve &amp; Re-verify, VS Code Developer, Continuous Review, Draft PR</w:t>
       </w:r>
     </w:p>
-    <w:bookmarkEnd w:id="44"/>
-    <w:bookmarkStart w:id="45" w:name="phase-3"/>
+    <w:bookmarkEnd w:id="46"/>
+    <w:bookmarkStart w:id="47" w:name="phase-3"/>
     <w:p>
       <w:pPr>
         <w:pStyle w:val="Heading3"/>
@@ -1300,8 +1396,8 @@
         <w:t xml:space="preserve">Team, 공유 정책, CI/CD, 관리자 대시보드, 전문가 리뷰</w:t>
       </w:r>
     </w:p>
-    <w:bookmarkEnd w:id="45"/>
-    <w:bookmarkStart w:id="46" w:name="phase-4"/>
+    <w:bookmarkEnd w:id="47"/>
+    <w:bookmarkStart w:id="48" w:name="phase-4"/>
     <w:p>
       <w:pPr>
         <w:pStyle w:val="Heading3"/>
@@ -1318,9 +1414,9 @@
         <w:t xml:space="preserve">Enterprise, 폐쇄망, 전용 모델, 정책 Marketplace, 파트너 채널</w:t>
       </w:r>
     </w:p>
-    <w:bookmarkEnd w:id="46"/>
-    <w:bookmarkEnd w:id="47"/>
-    <w:bookmarkStart w:id="49" w:name="산출물-소유권"/>
+    <w:bookmarkEnd w:id="48"/>
+    <w:bookmarkEnd w:id="49"/>
+    <w:bookmarkStart w:id="51" w:name="산출물-소유권"/>
     <w:p>
       <w:pPr>
         <w:pStyle w:val="Heading2"/>
@@ -1333,7 +1429,7 @@
       <w:pPr>
         <w:numPr>
           <w:ilvl w:val="0"/>
-          <w:numId w:val="1009"/>
+          <w:numId w:val="1010"/>
         </w:numPr>
         <w:pStyle w:val="Compact"/>
       </w:pPr>
@@ -1345,7 +1441,7 @@
       <w:pPr>
         <w:numPr>
           <w:ilvl w:val="0"/>
-          <w:numId w:val="1009"/>
+          <w:numId w:val="1010"/>
         </w:numPr>
         <w:pStyle w:val="Compact"/>
       </w:pPr>
@@ -1355,7 +1451,7 @@
       <w:r>
         <w:t xml:space="preserve"> </w:t>
       </w:r>
-      <w:hyperlink r:id="rId48">
+      <w:hyperlink r:id="rId50">
         <w:r>
           <w:rPr>
             <w:rStyle w:val="Hyperlink"/>
@@ -1374,7 +1470,7 @@
       <w:pPr>
         <w:numPr>
           <w:ilvl w:val="0"/>
-          <w:numId w:val="1009"/>
+          <w:numId w:val="1010"/>
         </w:numPr>
         <w:pStyle w:val="Compact"/>
       </w:pPr>
@@ -1400,8 +1496,8 @@
         <w:t xml:space="preserve">조항을 명시해 분쟁 소지를 제거한다.</w:t>
       </w:r>
     </w:p>
-    <w:bookmarkEnd w:id="49"/>
-    <w:bookmarkStart w:id="50" w:name="사업-위험과-대응"/>
+    <w:bookmarkEnd w:id="51"/>
+    <w:bookmarkStart w:id="52" w:name="사업-위험과-대응"/>
     <w:p>
       <w:pPr>
         <w:pStyle w:val="Heading2"/>
@@ -1414,7 +1510,7 @@
       <w:pPr>
         <w:numPr>
           <w:ilvl w:val="0"/>
-          <w:numId w:val="1010"/>
+          <w:numId w:val="1011"/>
         </w:numPr>
         <w:pStyle w:val="Compact"/>
       </w:pPr>
@@ -1426,7 +1522,7 @@
       <w:pPr>
         <w:numPr>
           <w:ilvl w:val="0"/>
-          <w:numId w:val="1010"/>
+          <w:numId w:val="1011"/>
         </w:numPr>
         <w:pStyle w:val="Compact"/>
       </w:pPr>
@@ -1438,7 +1534,7 @@
       <w:pPr>
         <w:numPr>
           <w:ilvl w:val="0"/>
-          <w:numId w:val="1010"/>
+          <w:numId w:val="1011"/>
         </w:numPr>
         <w:pStyle w:val="Compact"/>
       </w:pPr>
@@ -1450,7 +1546,7 @@
       <w:pPr>
         <w:numPr>
           <w:ilvl w:val="0"/>
-          <w:numId w:val="1010"/>
+          <w:numId w:val="1011"/>
         </w:numPr>
         <w:pStyle w:val="Compact"/>
       </w:pPr>
@@ -1462,7 +1558,7 @@
       <w:pPr>
         <w:numPr>
           <w:ilvl w:val="0"/>
-          <w:numId w:val="1010"/>
+          <w:numId w:val="1011"/>
         </w:numPr>
         <w:pStyle w:val="Compact"/>
       </w:pPr>
@@ -1474,7 +1570,7 @@
       <w:pPr>
         <w:numPr>
           <w:ilvl w:val="0"/>
-          <w:numId w:val="1010"/>
+          <w:numId w:val="1011"/>
         </w:numPr>
         <w:pStyle w:val="Compact"/>
       </w:pPr>
@@ -1482,8 +1578,8 @@
         <w:t xml:space="preserve">범위 분쟁: Baseline·System·Program·Case 계약 고정</w:t>
       </w:r>
     </w:p>
-    <w:bookmarkEnd w:id="50"/>
-    <w:bookmarkEnd w:id="51"/>
+    <w:bookmarkEnd w:id="52"/>
+    <w:bookmarkEnd w:id="53"/>
     <w:sectPr/>
   </w:body>
 </w:document>
@@ -1697,6 +1793,9 @@
     <w:abstractNumId w:val="991"/>
   </w:num>
   <w:num w:numId="1010">
+    <w:abstractNumId w:val="991"/>
+  </w:num>
+  <w:num w:numId="1011">
     <w:abstractNumId w:val="991"/>
   </w:num>
 </w:numbering>

--- a/docs/master/doc/01_BUSINESS_PRODUCT_SERVICE_PLAN.docx
+++ b/docs/master/doc/01_BUSINESS_PRODUCT_SERVICE_PLAN.docx
@@ -10,7 +10,7 @@
         <w:t xml:space="preserve">01_BUSINESS_PRODUCT_SERVICE_PLAN</w:t>
       </w:r>
     </w:p>
-    <w:bookmarkStart w:id="53" w:name="onsure-사업제품서비스-계획서"/>
+    <w:bookmarkStart w:id="55" w:name="onsure-사업제품서비스-계획서"/>
     <w:p>
       <w:pPr>
         <w:pStyle w:val="Heading1"/>
@@ -116,6 +116,42 @@
       </w:pPr>
       <w:r>
         <w:t xml:space="preserve">감사와 납품에 필요한 재현 가능한 Evidence가 남지 않는다.</w:t>
+      </w:r>
+    </w:p>
+    <w:p>
+      <w:pPr>
+        <w:numPr>
+          <w:ilvl w:val="0"/>
+          <w:numId w:val="1001"/>
+        </w:numPr>
+        <w:pStyle w:val="Compact"/>
+      </w:pPr>
+      <w:r>
+        <w:t xml:space="preserve">기존 AI 서비스(RAG·챗봇·문서자동화·추천·이미지 인식 등)가 느리거나 부정확한데, 원인이 코드 결함인지 RAG 문서 품질인지 Prompt 설계인지 Model 자체 한계인지 구분할 방법이 없다(</w:t>
+      </w:r>
+      <w:r>
+        <w:rPr>
+          <w:rStyle w:val="VerbatimChar"/>
+        </w:rPr>
+        <w:t xml:space="preserve">docs/v2/09</w:t>
+      </w:r>
+      <w:r>
+        <w:t xml:space="preserve"> </w:t>
+      </w:r>
+      <w:r>
+        <w:t xml:space="preserve">§1.3에서 흡수).</w:t>
+      </w:r>
+    </w:p>
+    <w:p>
+      <w:pPr>
+        <w:numPr>
+          <w:ilvl w:val="0"/>
+          <w:numId w:val="1001"/>
+        </w:numPr>
+        <w:pStyle w:val="Compact"/>
+      </w:pPr>
+      <w:r>
+        <w:t xml:space="preserve">원인을 구분해도 RAG·Prompt·Agent·Model을 실제로 재학습·개선할 수단이 코드 수정과 분리되어 있지 않다.</w:t>
       </w:r>
     </w:p>
     <w:bookmarkEnd w:id="21"/>
@@ -608,7 +644,7 @@
       </w:r>
     </w:p>
     <w:bookmarkEnd w:id="31"/>
-    <w:bookmarkStart w:id="36" w:name="web-상품-정의"/>
+    <w:bookmarkStart w:id="37" w:name="web-상품-정의"/>
     <w:p>
       <w:pPr>
         <w:pStyle w:val="Heading2"/>
@@ -733,8 +769,56 @@
       </w:r>
     </w:p>
     <w:bookmarkEnd w:id="35"/>
+    <w:bookmarkStart w:id="36" w:name="train-re-verify-otraining-docsv209에서-흡수"/>
+    <w:p>
+      <w:pPr>
+        <w:pStyle w:val="Heading3"/>
+      </w:pPr>
+      <w:r>
+        <w:t xml:space="preserve">Train &amp; Re-verify (OTraining,</w:t>
+      </w:r>
+      <w:r>
+        <w:t xml:space="preserve"> </w:t>
+      </w:r>
+      <w:r>
+        <w:rPr>
+          <w:rStyle w:val="VerbatimChar"/>
+        </w:rPr>
+        <w:t xml:space="preserve">docs/v2/09</w:t>
+      </w:r>
+      <w:r>
+        <w:t xml:space="preserve">에서 흡수)</w:t>
+      </w:r>
+    </w:p>
+    <w:p>
+      <w:pPr>
+        <w:pStyle w:val="FirstParagraph"/>
+      </w:pPr>
+      <w:r>
+        <w:t xml:space="preserve">입력: 검증된 Finding 또는 승인된 개선 목표(정확도·안정성·속도·비용), 학습 데이터, 평가 데이터셋</w:t>
+      </w:r>
+      <w:r>
+        <w:t xml:space="preserve"> </w:t>
+      </w:r>
+      <w:r>
+        <w:t xml:space="preserve">처리: RCA로 원인이 RAG·Prompt·Agent 정책·Model 중 어디인지 확인된 항목에 한해 재학습(Training Plan→Training Run→독립 재검증)</w:t>
+      </w:r>
+      <w:r>
+        <w:t xml:space="preserve"> </w:t>
+      </w:r>
+      <w:r>
+        <w:t xml:space="preserve">산출물: EvaluationReport(Before/After), 승인된 ModelVersion/RAGIndexVersion/PromptVersion/AgentPolicyVersion, DeploymentApproval</w:t>
+      </w:r>
+      <w:r>
+        <w:t xml:space="preserve"> </w:t>
+      </w:r>
+      <w:r>
+        <w:t xml:space="preserve">제외: Improve와 동일한 프로그램 코드 Patch(별도 상품), GPU 대규모 Model Fine-tuning은 1단계 출시 범위 밖(§11-2 참조)</w:t>
+      </w:r>
+    </w:p>
     <w:bookmarkEnd w:id="36"/>
-    <w:bookmarkStart w:id="37" w:name="환불-정책"/>
+    <w:bookmarkEnd w:id="37"/>
+    <w:bookmarkStart w:id="38" w:name="환불-정책"/>
     <w:p>
       <w:pPr>
         <w:pStyle w:val="Heading2"/>
@@ -803,8 +887,8 @@
         <w:t xml:space="preserve">환불 승인은 Payment Provider의 RefundCompleted 이벤트로 확정하고 License는 즉시 SUSPENDED로 전이한다</w:t>
       </w:r>
     </w:p>
-    <w:bookmarkEnd w:id="37"/>
-    <w:bookmarkStart w:id="39" w:name="학습량-정책"/>
+    <w:bookmarkEnd w:id="38"/>
+    <w:bookmarkStart w:id="40" w:name="학습량-정책"/>
     <w:p>
       <w:pPr>
         <w:pStyle w:val="Heading2"/>
@@ -877,7 +961,7 @@
         <w:t xml:space="preserve">- 동적 구조와 복잡도</w:t>
       </w:r>
     </w:p>
-    <w:bookmarkStart w:id="38" w:name="산정-공식초안"/>
+    <w:bookmarkStart w:id="39" w:name="산정-공식초안"/>
     <w:p>
       <w:pPr>
         <w:pStyle w:val="Heading3"/>
@@ -942,9 +1026,9 @@
         <w:t xml:space="preserve">- 범위 밖 자료 추가와 중대한 Baseline 변경은 변경계약으로 처리한다.</w:t>
       </w:r>
     </w:p>
-    <w:bookmarkEnd w:id="38"/>
     <w:bookmarkEnd w:id="39"/>
-    <w:bookmarkStart w:id="42" w:name="vs-code-가치"/>
+    <w:bookmarkEnd w:id="40"/>
+    <w:bookmarkStart w:id="43" w:name="vs-code-가치"/>
     <w:p>
       <w:pPr>
         <w:pStyle w:val="Heading2"/>
@@ -1049,7 +1133,7 @@
         <w:t xml:space="preserve">Evidence 자동 고정</w:t>
       </w:r>
     </w:p>
-    <w:bookmarkStart w:id="40" w:name="credit-초과정책-docsv204-6에서-흡수"/>
+    <w:bookmarkStart w:id="41" w:name="credit-초과정책-docsv204-6에서-흡수"/>
     <w:p>
       <w:pPr>
         <w:pStyle w:val="Heading3"/>
@@ -1126,8 +1210,8 @@
         <w:t xml:space="preserve">ADMIN_APPROVAL_REQUIRED: Customer Admin 승인 후 재개</w:t>
       </w:r>
     </w:p>
-    <w:bookmarkEnd w:id="40"/>
-    <w:bookmarkStart w:id="41" w:name="webvs-code-전환"/>
+    <w:bookmarkEnd w:id="41"/>
+    <w:bookmarkStart w:id="42" w:name="webvs-code-전환"/>
     <w:p>
       <w:pPr>
         <w:pStyle w:val="Heading3"/>
@@ -1144,9 +1228,9 @@
         <w:t xml:space="preserve">Web에서 구매한 Learn/Learn&amp;Verify 결과(Program Profile)는 동일 고객의 VS Code 최초 Program Profile로 이전할 수 있다. 동일 Baseline·유효기간 내 이전이면 전체 재학습을 강제하지 않고 증분 학습부터 Credit을 사용한다. 반대로 VS Code에서 나온 Finding에 전문가 최종 검증이 필요하면 별도 Web Professional Case로 전환한다(기존 Professional Reviewer 요청 흐름 재사용).</w:t>
       </w:r>
     </w:p>
-    <w:bookmarkEnd w:id="41"/>
     <w:bookmarkEnd w:id="42"/>
-    <w:bookmarkStart w:id="43" w:name="판매전략"/>
+    <w:bookmarkEnd w:id="43"/>
+    <w:bookmarkStart w:id="44" w:name="판매전략"/>
     <w:p>
       <w:pPr>
         <w:pStyle w:val="Heading2"/>
@@ -1203,8 +1287,8 @@
         <w:t xml:space="preserve">Enterprise: 폐쇄망, SSO, 정책팩, 전문 리뷰, SLA 판매</w:t>
       </w:r>
     </w:p>
-    <w:bookmarkEnd w:id="43"/>
-    <w:bookmarkStart w:id="44" w:name="핵심-kpi"/>
+    <w:bookmarkEnd w:id="44"/>
+    <w:bookmarkStart w:id="45" w:name="핵심-kpi"/>
     <w:p>
       <w:pPr>
         <w:pStyle w:val="Heading2"/>
@@ -1333,8 +1417,8 @@
         <w:t xml:space="preserve">고객 소스 삭제 SLA 준수율</w:t>
       </w:r>
     </w:p>
-    <w:bookmarkEnd w:id="44"/>
-    <w:bookmarkStart w:id="49" w:name="단계별-사업화"/>
+    <w:bookmarkEnd w:id="45"/>
+    <w:bookmarkStart w:id="50" w:name="단계별-사업화"/>
     <w:p>
       <w:pPr>
         <w:pStyle w:val="Heading2"/>
@@ -1343,7 +1427,7 @@
         <w:t xml:space="preserve">11. 단계별 사업화</w:t>
       </w:r>
     </w:p>
-    <w:bookmarkStart w:id="45" w:name="phase-1"/>
+    <w:bookmarkStart w:id="46" w:name="phase-1"/>
     <w:p>
       <w:pPr>
         <w:pStyle w:val="Heading3"/>
@@ -1360,8 +1444,8 @@
         <w:t xml:space="preserve">Web Learn &amp; Verify, 기본 보고서, Git 연결, OLicense Case 발급</w:t>
       </w:r>
     </w:p>
-    <w:bookmarkEnd w:id="45"/>
-    <w:bookmarkStart w:id="46" w:name="phase-2"/>
+    <w:bookmarkEnd w:id="46"/>
+    <w:bookmarkStart w:id="47" w:name="phase-2"/>
     <w:p>
       <w:pPr>
         <w:pStyle w:val="Heading3"/>
@@ -1378,8 +1462,8 @@
         <w:t xml:space="preserve">Improve &amp; Re-verify, VS Code Developer, Continuous Review, Draft PR</w:t>
       </w:r>
     </w:p>
-    <w:bookmarkEnd w:id="46"/>
-    <w:bookmarkStart w:id="47" w:name="phase-3"/>
+    <w:bookmarkEnd w:id="47"/>
+    <w:bookmarkStart w:id="48" w:name="phase-3"/>
     <w:p>
       <w:pPr>
         <w:pStyle w:val="Heading3"/>
@@ -1396,8 +1480,8 @@
         <w:t xml:space="preserve">Team, 공유 정책, CI/CD, 관리자 대시보드, 전문가 리뷰</w:t>
       </w:r>
     </w:p>
-    <w:bookmarkEnd w:id="47"/>
-    <w:bookmarkStart w:id="48" w:name="phase-4"/>
+    <w:bookmarkEnd w:id="48"/>
+    <w:bookmarkStart w:id="49" w:name="phase-4"/>
     <w:p>
       <w:pPr>
         <w:pStyle w:val="Heading3"/>
@@ -1414,9 +1498,9 @@
         <w:t xml:space="preserve">Enterprise, 폐쇄망, 전용 모델, 정책 Marketplace, 파트너 채널</w:t>
       </w:r>
     </w:p>
-    <w:bookmarkEnd w:id="48"/>
     <w:bookmarkEnd w:id="49"/>
-    <w:bookmarkStart w:id="51" w:name="산출물-소유권"/>
+    <w:bookmarkEnd w:id="50"/>
+    <w:bookmarkStart w:id="52" w:name="산출물-소유권"/>
     <w:p>
       <w:pPr>
         <w:pStyle w:val="Heading2"/>
@@ -1451,7 +1535,7 @@
       <w:r>
         <w:t xml:space="preserve"> </w:t>
       </w:r>
-      <w:hyperlink r:id="rId50">
+      <w:hyperlink r:id="rId51">
         <w:r>
           <w:rPr>
             <w:rStyle w:val="Hyperlink"/>
@@ -1496,13 +1580,129 @@
         <w:t xml:space="preserve">조항을 명시해 분쟁 소지를 제거한다.</w:t>
       </w:r>
     </w:p>
-    <w:bookmarkEnd w:id="51"/>
-    <w:bookmarkStart w:id="52" w:name="사업-위험과-대응"/>
+    <w:bookmarkEnd w:id="52"/>
+    <w:bookmarkStart w:id="53" w:name="target-ai-auto-learning-단계적-검증"/>
     <w:p>
       <w:pPr>
         <w:pStyle w:val="Heading2"/>
       </w:pPr>
       <w:r>
+        <w:t xml:space="preserve">11-2. Target AI Auto-Learning 단계적 검증</w:t>
+      </w:r>
+    </w:p>
+    <w:p>
+      <w:pPr>
+        <w:pStyle w:val="FirstParagraph"/>
+      </w:pPr>
+      <w:r>
+        <w:rPr>
+          <w:rStyle w:val="VerbatimChar"/>
+        </w:rPr>
+        <w:t xml:space="preserve">docs/v2/09</w:t>
+      </w:r>
+      <w:r>
+        <w:t xml:space="preserve">(특정 커밋에 고정된 NON_FINAL 사업 보완안)의 사업성 평가를 그대로 채택한다:</w:t>
+      </w:r>
+      <w:r>
+        <w:t xml:space="preserve"> </w:t>
+      </w:r>
+      <w:r>
+        <w:t xml:space="preserve">“</w:t>
+      </w:r>
+      <w:r>
+        <w:t xml:space="preserve">사업기회는 유효하지만 아직 사업성이 입증된 것은 아니다.</w:t>
+      </w:r>
+      <w:r>
+        <w:t xml:space="preserve">”</w:t>
+      </w:r>
+      <w:r>
+        <w:t xml:space="preserve"> </w:t>
+      </w:r>
+      <w:r>
+        <w:t xml:space="preserve">다음 순서로 유료 Case를 통해 검증하며, 앞 단계 검증 전에는 뒷 단계를 상용 판매하지 않는다.</w:t>
+      </w:r>
+    </w:p>
+    <w:p>
+      <w:pPr>
+        <w:numPr>
+          <w:ilvl w:val="0"/>
+          <w:numId w:val="1011"/>
+        </w:numPr>
+        <w:pStyle w:val="Compact"/>
+      </w:pPr>
+      <w:r>
+        <w:t xml:space="preserve">RAG 재인덱싱·Prompt 개선 (재현성 높고 GPU 불필요, 최소 원가)</w:t>
+      </w:r>
+    </w:p>
+    <w:p>
+      <w:pPr>
+        <w:numPr>
+          <w:ilvl w:val="0"/>
+          <w:numId w:val="1011"/>
+        </w:numPr>
+        <w:pStyle w:val="Compact"/>
+      </w:pPr>
+      <w:r>
+        <w:t xml:space="preserve">AI로 생성된 코드의 안정화(Improve 상품과 결합, Train 없이도 가능한 범위)</w:t>
+      </w:r>
+    </w:p>
+    <w:p>
+      <w:pPr>
+        <w:numPr>
+          <w:ilvl w:val="0"/>
+          <w:numId w:val="1011"/>
+        </w:numPr>
+        <w:pStyle w:val="Compact"/>
+      </w:pPr>
+      <w:r>
+        <w:t xml:space="preserve">Agent 선택정책 재학습</w:t>
+      </w:r>
+    </w:p>
+    <w:p>
+      <w:pPr>
+        <w:numPr>
+          <w:ilvl w:val="0"/>
+          <w:numId w:val="1011"/>
+        </w:numPr>
+        <w:pStyle w:val="Compact"/>
+      </w:pPr>
+      <w:r>
+        <w:t xml:space="preserve">Model Fine-tuning (GPU·Dataset 원가가 크므로 유료 Case로 원가·전환율·재구매율을 실측한 뒤 확대)</w:t>
+      </w:r>
+    </w:p>
+    <w:p>
+      <w:pPr>
+        <w:pStyle w:val="FirstParagraph"/>
+      </w:pPr>
+      <w:r>
+        <w:t xml:space="preserve">지불 가능성은</w:t>
+      </w:r>
+      <w:r>
+        <w:t xml:space="preserve"> </w:t>
+      </w:r>
+      <w:r>
+        <w:t xml:space="preserve">“</w:t>
+      </w:r>
+      <w:r>
+        <w:t xml:space="preserve">중상</w:t>
+      </w:r>
+      <w:r>
+        <w:t xml:space="preserve">”</w:t>
+      </w:r>
+      <w:r>
+        <w:t xml:space="preserve"> </w:t>
+      </w:r>
+      <w:r>
+        <w:t xml:space="preserve">수준으로 평가한다 — 공개 의뢰 예산이 소규모(100만 원대)부터 1,000만 원 이상까지 분포하며, 유료 Case·원가·전환율·재구매율을 실제로 측정하기 전까지 가격을 확정하지 않는다.</w:t>
+      </w:r>
+    </w:p>
+    <w:bookmarkEnd w:id="53"/>
+    <w:bookmarkStart w:id="54" w:name="사업-위험과-대응"/>
+    <w:p>
+      <w:pPr>
+        <w:pStyle w:val="Heading2"/>
+      </w:pPr>
+      <w:r>
         <w:t xml:space="preserve">12. 사업 위험과 대응</w:t>
       </w:r>
     </w:p>
@@ -1510,7 +1710,7 @@
       <w:pPr>
         <w:numPr>
           <w:ilvl w:val="0"/>
-          <w:numId w:val="1011"/>
+          <w:numId w:val="1012"/>
         </w:numPr>
         <w:pStyle w:val="Compact"/>
       </w:pPr>
@@ -1522,7 +1722,7 @@
       <w:pPr>
         <w:numPr>
           <w:ilvl w:val="0"/>
-          <w:numId w:val="1011"/>
+          <w:numId w:val="1012"/>
         </w:numPr>
         <w:pStyle w:val="Compact"/>
       </w:pPr>
@@ -1534,7 +1734,7 @@
       <w:pPr>
         <w:numPr>
           <w:ilvl w:val="0"/>
-          <w:numId w:val="1011"/>
+          <w:numId w:val="1012"/>
         </w:numPr>
         <w:pStyle w:val="Compact"/>
       </w:pPr>
@@ -1546,7 +1746,7 @@
       <w:pPr>
         <w:numPr>
           <w:ilvl w:val="0"/>
-          <w:numId w:val="1011"/>
+          <w:numId w:val="1012"/>
         </w:numPr>
         <w:pStyle w:val="Compact"/>
       </w:pPr>
@@ -1558,7 +1758,7 @@
       <w:pPr>
         <w:numPr>
           <w:ilvl w:val="0"/>
-          <w:numId w:val="1011"/>
+          <w:numId w:val="1012"/>
         </w:numPr>
         <w:pStyle w:val="Compact"/>
       </w:pPr>
@@ -1570,7 +1770,7 @@
       <w:pPr>
         <w:numPr>
           <w:ilvl w:val="0"/>
-          <w:numId w:val="1011"/>
+          <w:numId w:val="1012"/>
         </w:numPr>
         <w:pStyle w:val="Compact"/>
       </w:pPr>
@@ -1578,8 +1778,8 @@
         <w:t xml:space="preserve">범위 분쟁: Baseline·System·Program·Case 계약 고정</w:t>
       </w:r>
     </w:p>
-    <w:bookmarkEnd w:id="52"/>
-    <w:bookmarkEnd w:id="53"/>
+    <w:bookmarkEnd w:id="54"/>
+    <w:bookmarkEnd w:id="55"/>
     <w:sectPr/>
   </w:body>
 </w:document>
@@ -1756,6 +1956,91 @@
     <w:lvl w:ilvl="8">
       <w:numFmt w:val="bullet"/>
       <w:lvlText w:val="•"/>
+      <w:lvlJc w:val="left"/>
+      <w:pPr>
+        <w:ind w:left="6480" w:hanging="480"/>
+      </w:pPr>
+    </w:lvl>
+  </w:abstractNum>
+  <w:abstractNum w:abstractNumId="99411">
+    <w:nsid w:val="A99411"/>
+    <w:multiLevelType w:val="multilevel"/>
+    <w:lvl w:ilvl="0">
+      <w:start w:val="1"/>
+      <w:numFmt w:val="decimal"/>
+      <w:lvlText w:val="%1."/>
+      <w:lvlJc w:val="left"/>
+      <w:pPr>
+        <w:ind w:left="720" w:hanging="480"/>
+      </w:pPr>
+    </w:lvl>
+    <w:lvl w:ilvl="1">
+      <w:start w:val="1"/>
+      <w:numFmt w:val="decimal"/>
+      <w:lvlText w:val="%2."/>
+      <w:lvlJc w:val="left"/>
+      <w:pPr>
+        <w:ind w:left="1440" w:hanging="480"/>
+      </w:pPr>
+    </w:lvl>
+    <w:lvl w:ilvl="2">
+      <w:start w:val="1"/>
+      <w:numFmt w:val="decimal"/>
+      <w:lvlText w:val="%3."/>
+      <w:lvlJc w:val="left"/>
+      <w:pPr>
+        <w:ind w:left="2160" w:hanging="480"/>
+      </w:pPr>
+    </w:lvl>
+    <w:lvl w:ilvl="3">
+      <w:start w:val="1"/>
+      <w:numFmt w:val="decimal"/>
+      <w:lvlText w:val="%4."/>
+      <w:lvlJc w:val="left"/>
+      <w:pPr>
+        <w:ind w:left="2880" w:hanging="480"/>
+      </w:pPr>
+    </w:lvl>
+    <w:lvl w:ilvl="4">
+      <w:start w:val="1"/>
+      <w:numFmt w:val="decimal"/>
+      <w:lvlText w:val="%5."/>
+      <w:lvlJc w:val="left"/>
+      <w:pPr>
+        <w:ind w:left="3600" w:hanging="480"/>
+      </w:pPr>
+    </w:lvl>
+    <w:lvl w:ilvl="5">
+      <w:start w:val="1"/>
+      <w:numFmt w:val="decimal"/>
+      <w:lvlText w:val="%6."/>
+      <w:lvlJc w:val="left"/>
+      <w:pPr>
+        <w:ind w:left="4320" w:hanging="480"/>
+      </w:pPr>
+    </w:lvl>
+    <w:lvl w:ilvl="6">
+      <w:start w:val="1"/>
+      <w:numFmt w:val="decimal"/>
+      <w:lvlText w:val="%7."/>
+      <w:lvlJc w:val="left"/>
+      <w:pPr>
+        <w:ind w:left="5040" w:hanging="480"/>
+      </w:pPr>
+    </w:lvl>
+    <w:lvl w:ilvl="7">
+      <w:start w:val="1"/>
+      <w:numFmt w:val="decimal"/>
+      <w:lvlText w:val="%8."/>
+      <w:lvlJc w:val="left"/>
+      <w:pPr>
+        <w:ind w:left="5760" w:hanging="480"/>
+      </w:pPr>
+    </w:lvl>
+    <w:lvl w:ilvl="8">
+      <w:start w:val="1"/>
+      <w:numFmt w:val="decimal"/>
+      <w:lvlText w:val="%9."/>
       <w:lvlJc w:val="left"/>
       <w:pPr>
         <w:ind w:left="6480" w:hanging="480"/>
@@ -1796,6 +2081,36 @@
     <w:abstractNumId w:val="991"/>
   </w:num>
   <w:num w:numId="1011">
+    <w:abstractNumId w:val="99411"/>
+    <w:lvlOverride w:ilvl="0">
+      <w:startOverride w:val="1"/>
+    </w:lvlOverride>
+    <w:lvlOverride w:ilvl="1">
+      <w:startOverride w:val="1"/>
+    </w:lvlOverride>
+    <w:lvlOverride w:ilvl="2">
+      <w:startOverride w:val="1"/>
+    </w:lvlOverride>
+    <w:lvlOverride w:ilvl="3">
+      <w:startOverride w:val="1"/>
+    </w:lvlOverride>
+    <w:lvlOverride w:ilvl="4">
+      <w:startOverride w:val="1"/>
+    </w:lvlOverride>
+    <w:lvlOverride w:ilvl="5">
+      <w:startOverride w:val="1"/>
+    </w:lvlOverride>
+    <w:lvlOverride w:ilvl="6">
+      <w:startOverride w:val="1"/>
+    </w:lvlOverride>
+    <w:lvlOverride w:ilvl="7">
+      <w:startOverride w:val="1"/>
+    </w:lvlOverride>
+    <w:lvlOverride w:ilvl="8">
+      <w:startOverride w:val="1"/>
+    </w:lvlOverride>
+  </w:num>
+  <w:num w:numId="1012">
     <w:abstractNumId w:val="991"/>
   </w:num>
 </w:numbering>
